--- a/Отчёт_1ПР.docx
+++ b/Отчёт_1ПР.docx
@@ -301,26 +301,16 @@
         <w:t>Реализованы функции:</w:t>
       </w:r>
       <w:r>
-        <w:t> </w:t>
-      </w:r>
-      <w:proofErr w:type="spellStart"/>
-      <w:r>
-        <w:t>check</w:t>
-      </w:r>
-      <w:proofErr w:type="spellEnd"/>
+        <w:t> check</w:t>
+      </w:r>
       <w:r>
         <w:rPr>
           <w:lang w:val="ru-RU"/>
         </w:rPr>
         <w:t>_</w:t>
       </w:r>
-      <w:proofErr w:type="spellStart"/>
-      <w:r>
-        <w:t>duration</w:t>
-      </w:r>
-      <w:proofErr w:type="spellEnd"/>
-      <w:r>
-        <w:t> </w:t>
+      <w:r>
+        <w:t>duration </w:t>
       </w:r>
       <w:r>
         <w:rPr>
@@ -329,37 +319,25 @@
         <w:t>(проверка регламента),</w:t>
       </w:r>
       <w:r>
-        <w:t> </w:t>
-      </w:r>
-      <w:proofErr w:type="spellStart"/>
-      <w:r>
-        <w:t>calculate</w:t>
-      </w:r>
-      <w:proofErr w:type="spellEnd"/>
+        <w:t> calculate</w:t>
+      </w:r>
       <w:r>
         <w:rPr>
           <w:lang w:val="ru-RU"/>
         </w:rPr>
         <w:t>_</w:t>
       </w:r>
-      <w:proofErr w:type="spellStart"/>
       <w:r>
         <w:t>total</w:t>
       </w:r>
-      <w:proofErr w:type="spellEnd"/>
       <w:r>
         <w:rPr>
           <w:lang w:val="ru-RU"/>
         </w:rPr>
         <w:t>_</w:t>
       </w:r>
-      <w:proofErr w:type="spellStart"/>
-      <w:r>
-        <w:t>score</w:t>
-      </w:r>
-      <w:proofErr w:type="spellEnd"/>
-      <w:r>
-        <w:t> </w:t>
+      <w:r>
+        <w:t>score </w:t>
       </w:r>
       <w:r>
         <w:rPr>
@@ -368,26 +346,16 @@
         <w:t>(подсчёт суммы баллов),</w:t>
       </w:r>
       <w:r>
-        <w:t> </w:t>
-      </w:r>
-      <w:proofErr w:type="spellStart"/>
-      <w:r>
-        <w:t>get</w:t>
-      </w:r>
-      <w:proofErr w:type="spellEnd"/>
+        <w:t> get</w:t>
+      </w:r>
       <w:r>
         <w:rPr>
           <w:lang w:val="ru-RU"/>
         </w:rPr>
         <w:t>_</w:t>
       </w:r>
-      <w:proofErr w:type="spellStart"/>
-      <w:r>
-        <w:t>result</w:t>
-      </w:r>
-      <w:proofErr w:type="spellEnd"/>
-      <w:r>
-        <w:t> </w:t>
+      <w:r>
+        <w:t>result </w:t>
       </w:r>
       <w:r>
         <w:rPr>
@@ -430,7 +398,7 @@
           <w:iCs/>
           <w:lang w:val="ru-RU"/>
         </w:rPr>
-        <w:t>[Ссылка на репозиторий]</w:t>
+        <w:t>https://github.com/yakushinvl/TRPframework</w:t>
       </w:r>
     </w:p>
     <w:p>
@@ -1750,6 +1718,7 @@
   <w:style w:type="character" w:default="1" w:styleId="a0">
     <w:name w:val="Default Paragraph Font"/>
     <w:uiPriority w:val="1"/>
+    <w:semiHidden/>
     <w:unhideWhenUsed/>
   </w:style>
   <w:style w:type="table" w:default="1" w:styleId="a1">
